--- a/Proyecto finalV1.4.2.docx
+++ b/Proyecto finalV1.4.2.docx
@@ -523,7 +523,63 @@
           <w:szCs w:val="24"/>
           <w:lang w:eastAsia="es-AR"/>
         </w:rPr>
-        <w:t>Desarrollo de un joystick diseñado específicamente para simuladores de vuelo, orientado al entretenimiento digital, buscando ofrecer una relación costo-calidad más accesible para el público general.</w:t>
+        <w:t xml:space="preserve">El principal objetivo es conseguir un joystick capaz de pilotar un avión, con los </w:t>
+      </w:r>
+      <w:r>
+        <w:rPr>
+          <w:rFonts w:ascii="Times New Roman" w:eastAsia="Times New Roman" w:hAnsi="Times New Roman" w:cs="Times New Roman"/>
+          <w:sz w:val="24"/>
+          <w:szCs w:val="24"/>
+          <w:lang w:eastAsia="es-AR"/>
+        </w:rPr>
+        <w:t>mínimos</w:t>
+      </w:r>
+      <w:r>
+        <w:rPr>
+          <w:rFonts w:ascii="Times New Roman" w:eastAsia="Times New Roman" w:hAnsi="Times New Roman" w:cs="Times New Roman"/>
+          <w:sz w:val="24"/>
+          <w:szCs w:val="24"/>
+          <w:lang w:eastAsia="es-AR"/>
+        </w:rPr>
+        <w:t xml:space="preserve"> controles (</w:t>
+      </w:r>
+      <w:r>
+        <w:rPr>
+          <w:rFonts w:ascii="Times New Roman" w:eastAsia="Times New Roman" w:hAnsi="Times New Roman" w:cs="Times New Roman"/>
+          <w:sz w:val="24"/>
+          <w:szCs w:val="24"/>
+          <w:lang w:eastAsia="es-AR"/>
+        </w:rPr>
+        <w:t>movimiento a través de una palanca y un potenciómetro (</w:t>
+      </w:r>
+      <w:proofErr w:type="spellStart"/>
+      <w:r>
+        <w:rPr>
+          <w:rFonts w:ascii="Times New Roman" w:eastAsia="Times New Roman" w:hAnsi="Times New Roman" w:cs="Times New Roman"/>
+          <w:sz w:val="24"/>
+          <w:szCs w:val="24"/>
+          <w:lang w:eastAsia="es-AR"/>
+        </w:rPr>
+        <w:t>yaw</w:t>
+      </w:r>
+      <w:proofErr w:type="spellEnd"/>
+      <w:r>
+        <w:rPr>
+          <w:rFonts w:ascii="Times New Roman" w:eastAsia="Times New Roman" w:hAnsi="Times New Roman" w:cs="Times New Roman"/>
+          <w:sz w:val="24"/>
+          <w:szCs w:val="24"/>
+          <w:lang w:eastAsia="es-AR"/>
+        </w:rPr>
+        <w:t>, roll, pitch), acelerador</w:t>
+      </w:r>
+      <w:r>
+        <w:rPr>
+          <w:rFonts w:ascii="Times New Roman" w:eastAsia="Times New Roman" w:hAnsi="Times New Roman" w:cs="Times New Roman"/>
+          <w:sz w:val="24"/>
+          <w:szCs w:val="24"/>
+          <w:lang w:eastAsia="es-AR"/>
+        </w:rPr>
+        <w:t>)</w:t>
       </w:r>
     </w:p>
     <w:p>
@@ -590,7 +646,43 @@
           <w:szCs w:val="24"/>
           <w:lang w:eastAsia="es-AR"/>
         </w:rPr>
-        <w:t>El proyecto consiste en el diseño y construcción de un periférico de simulación de vuelo de bajo costo, capaz de ofrecer una experiencia inmersiva y realista. El objetivo principal es brindar una alternativa accesible frente a los dispositivos comerciales del mercado actual, manteniendo un equilibrio óptimo entre precisión, durabilidad y precio.</w:t>
+        <w:t xml:space="preserve">El proyecto consiste en el diseño y construcción de un periférico de simulación de vuelo de bajo costo, capaz de ofrecer una experiencia </w:t>
+      </w:r>
+      <w:r>
+        <w:rPr>
+          <w:rFonts w:ascii="Times New Roman" w:eastAsia="Times New Roman" w:hAnsi="Times New Roman" w:cs="Times New Roman"/>
+          <w:sz w:val="24"/>
+          <w:szCs w:val="24"/>
+          <w:lang w:eastAsia="es-AR"/>
+        </w:rPr>
+        <w:t xml:space="preserve">mínima. </w:t>
+      </w:r>
+      <w:r>
+        <w:rPr>
+          <w:rFonts w:ascii="Times New Roman" w:eastAsia="Times New Roman" w:hAnsi="Times New Roman" w:cs="Times New Roman"/>
+          <w:sz w:val="24"/>
+          <w:szCs w:val="24"/>
+          <w:lang w:eastAsia="es-AR"/>
+        </w:rPr>
+        <w:t>El objetivo principal es brindar una alternativa accesible frente a los dispositivos actual</w:t>
+      </w:r>
+      <w:r>
+        <w:rPr>
+          <w:rFonts w:ascii="Times New Roman" w:eastAsia="Times New Roman" w:hAnsi="Times New Roman" w:cs="Times New Roman"/>
+          <w:sz w:val="24"/>
+          <w:szCs w:val="24"/>
+          <w:lang w:eastAsia="es-AR"/>
+        </w:rPr>
+        <w:t>es</w:t>
+      </w:r>
+      <w:r>
+        <w:rPr>
+          <w:rFonts w:ascii="Times New Roman" w:eastAsia="Times New Roman" w:hAnsi="Times New Roman" w:cs="Times New Roman"/>
+          <w:sz w:val="24"/>
+          <w:szCs w:val="24"/>
+          <w:lang w:eastAsia="es-AR"/>
+        </w:rPr>
+        <w:t>, manteniendo un equilibrio óptimo entre precisión, durabilidad y precio.</w:t>
       </w:r>
     </w:p>
     <w:p>
@@ -687,7 +779,25 @@
           <w:szCs w:val="24"/>
           <w:lang w:eastAsia="es-AR"/>
         </w:rPr>
-        <w:t>) y alabeo (</w:t>
+        <w:t>)</w:t>
+      </w:r>
+      <w:r>
+        <w:rPr>
+          <w:rFonts w:ascii="Times New Roman" w:eastAsia="Times New Roman" w:hAnsi="Times New Roman" w:cs="Times New Roman"/>
+          <w:sz w:val="24"/>
+          <w:szCs w:val="24"/>
+          <w:lang w:eastAsia="es-AR"/>
+        </w:rPr>
+        <w:t xml:space="preserve"> y</w:t>
+      </w:r>
+      <w:r>
+        <w:rPr>
+          <w:rFonts w:ascii="Times New Roman" w:eastAsia="Times New Roman" w:hAnsi="Times New Roman" w:cs="Times New Roman"/>
+          <w:sz w:val="24"/>
+          <w:szCs w:val="24"/>
+          <w:lang w:eastAsia="es-AR"/>
+        </w:rPr>
+        <w:t xml:space="preserve"> alabeo (</w:t>
       </w:r>
       <w:r>
         <w:rPr>
@@ -707,7 +817,34 @@
           <w:szCs w:val="24"/>
           <w:lang w:eastAsia="es-AR"/>
         </w:rPr>
-        <w:t>) mediante sensores magnéticos de alta precisión.</w:t>
+        <w:t>)</w:t>
+      </w:r>
+      <w:r>
+        <w:rPr>
+          <w:rFonts w:ascii="Times New Roman" w:eastAsia="Times New Roman" w:hAnsi="Times New Roman" w:cs="Times New Roman"/>
+          <w:sz w:val="24"/>
+          <w:szCs w:val="24"/>
+          <w:lang w:eastAsia="es-AR"/>
+        </w:rPr>
+        <w:t xml:space="preserve"> </w:t>
+      </w:r>
+      <w:r>
+        <w:rPr>
+          <w:rFonts w:ascii="Times New Roman" w:eastAsia="Times New Roman" w:hAnsi="Times New Roman" w:cs="Times New Roman"/>
+          <w:sz w:val="24"/>
+          <w:szCs w:val="24"/>
+          <w:lang w:eastAsia="es-AR"/>
+        </w:rPr>
+        <w:t>mediante sensores magnéticos</w:t>
+      </w:r>
+      <w:r>
+        <w:rPr>
+          <w:rFonts w:ascii="Times New Roman" w:eastAsia="Times New Roman" w:hAnsi="Times New Roman" w:cs="Times New Roman"/>
+          <w:sz w:val="24"/>
+          <w:szCs w:val="24"/>
+          <w:lang w:eastAsia="es-AR"/>
+        </w:rPr>
+        <w:t>.</w:t>
       </w:r>
     </w:p>
     <w:p>
@@ -794,51 +931,45 @@
           <w:szCs w:val="24"/>
           <w:lang w:eastAsia="es-AR"/>
         </w:rPr>
-        <w:t>Botones configurables:</w:t>
-      </w:r>
-      <w:r>
-        <w:rPr>
-          <w:rFonts w:ascii="Times New Roman" w:eastAsia="Times New Roman" w:hAnsi="Times New Roman" w:cs="Times New Roman"/>
-          <w:sz w:val="24"/>
-          <w:szCs w:val="24"/>
-          <w:lang w:eastAsia="es-AR"/>
-        </w:rPr>
-        <w:t xml:space="preserve"> Interruptores para mapear funciones secundarias de la aeronave.</w:t>
-      </w:r>
-    </w:p>
-    <w:p>
-      <w:pPr>
-        <w:numPr>
-          <w:ilvl w:val="0"/>
-          <w:numId w:val="8"/>
-        </w:numPr>
-        <w:spacing w:before="100" w:beforeAutospacing="1" w:after="100" w:afterAutospacing="1" w:line="240" w:lineRule="auto"/>
-        <w:rPr>
-          <w:rFonts w:ascii="Times New Roman" w:eastAsia="Times New Roman" w:hAnsi="Times New Roman" w:cs="Times New Roman"/>
-          <w:sz w:val="24"/>
-          <w:szCs w:val="24"/>
-          <w:lang w:eastAsia="es-AR"/>
-        </w:rPr>
-      </w:pPr>
-      <w:r>
-        <w:rPr>
-          <w:rFonts w:ascii="Times New Roman" w:eastAsia="Times New Roman" w:hAnsi="Times New Roman" w:cs="Times New Roman"/>
-          <w:b/>
-          <w:bCs/>
-          <w:sz w:val="24"/>
-          <w:szCs w:val="24"/>
-          <w:lang w:eastAsia="es-AR"/>
-        </w:rPr>
-        <w:t>Sistema de vibración:</w:t>
-      </w:r>
-      <w:r>
-        <w:rPr>
-          <w:rFonts w:ascii="Times New Roman" w:eastAsia="Times New Roman" w:hAnsi="Times New Roman" w:cs="Times New Roman"/>
-          <w:sz w:val="24"/>
-          <w:szCs w:val="24"/>
-          <w:lang w:eastAsia="es-AR"/>
-        </w:rPr>
-        <w:t xml:space="preserve"> Retroalimentación háptica elemental para mayor realismo (alertas de entrada en pérdida, vibración de motores o tren de aterrizaje).</w:t>
+        <w:t>Potenciómetro:</w:t>
+      </w:r>
+      <w:r>
+        <w:rPr>
+          <w:rFonts w:ascii="Times New Roman" w:eastAsia="Times New Roman" w:hAnsi="Times New Roman" w:cs="Times New Roman"/>
+          <w:sz w:val="24"/>
+          <w:szCs w:val="24"/>
+          <w:lang w:eastAsia="es-AR"/>
+        </w:rPr>
+        <w:t xml:space="preserve"> </w:t>
+      </w:r>
+      <w:r>
+        <w:rPr>
+          <w:rFonts w:ascii="Times New Roman" w:eastAsia="Times New Roman" w:hAnsi="Times New Roman" w:cs="Times New Roman"/>
+          <w:sz w:val="24"/>
+          <w:szCs w:val="24"/>
+          <w:lang w:eastAsia="es-AR"/>
+        </w:rPr>
+        <w:t>guiñada (</w:t>
+      </w:r>
+      <w:proofErr w:type="spellStart"/>
+      <w:r>
+        <w:rPr>
+          <w:rFonts w:ascii="Times New Roman" w:eastAsia="Times New Roman" w:hAnsi="Times New Roman" w:cs="Times New Roman"/>
+          <w:sz w:val="24"/>
+          <w:szCs w:val="24"/>
+          <w:lang w:eastAsia="es-AR"/>
+        </w:rPr>
+        <w:t>yaw</w:t>
+      </w:r>
+      <w:proofErr w:type="spellEnd"/>
+      <w:r>
+        <w:rPr>
+          <w:rFonts w:ascii="Times New Roman" w:eastAsia="Times New Roman" w:hAnsi="Times New Roman" w:cs="Times New Roman"/>
+          <w:sz w:val="24"/>
+          <w:szCs w:val="24"/>
+          <w:lang w:eastAsia="es-AR"/>
+        </w:rPr>
+        <w:t>)</w:t>
       </w:r>
     </w:p>
     <w:p>
@@ -921,7 +1052,25 @@
           <w:szCs w:val="24"/>
           <w:lang w:eastAsia="es-AR"/>
         </w:rPr>
-        <w:t xml:space="preserve"> / Joystick USB) sin necesidad de software intermediario. La estructura externa será diseñada mediante software CAD e impresa en 3D utilizando filamento PLA.</w:t>
+        <w:t xml:space="preserve"> / Joystick USB) sin necesidad de software intermediario. La estructura externa </w:t>
+      </w:r>
+      <w:r>
+        <w:rPr>
+          <w:rFonts w:ascii="Times New Roman" w:eastAsia="Times New Roman" w:hAnsi="Times New Roman" w:cs="Times New Roman"/>
+          <w:sz w:val="24"/>
+          <w:szCs w:val="24"/>
+          <w:lang w:eastAsia="es-AR"/>
+        </w:rPr>
+        <w:t>está</w:t>
+      </w:r>
+      <w:r>
+        <w:rPr>
+          <w:rFonts w:ascii="Times New Roman" w:eastAsia="Times New Roman" w:hAnsi="Times New Roman" w:cs="Times New Roman"/>
+          <w:sz w:val="24"/>
+          <w:szCs w:val="24"/>
+          <w:lang w:eastAsia="es-AR"/>
+        </w:rPr>
+        <w:t xml:space="preserve"> diseñada a través de materiales reciclados como lo pueden ser planchas de aluminio.</w:t>
       </w:r>
     </w:p>
     <w:p>
@@ -992,7 +1141,25 @@
           <w:szCs w:val="24"/>
           <w:lang w:eastAsia="es-AR"/>
         </w:rPr>
-        <w:t>Diseñar y fabricar un joystick funcional de bajo costo utilizando tecnologías de manufactura aditiva (impresión 3D).</w:t>
+        <w:t xml:space="preserve">Diseñar y fabricar un joystick funcional de bajo costo utilizando </w:t>
+      </w:r>
+      <w:r>
+        <w:rPr>
+          <w:rFonts w:ascii="Times New Roman" w:eastAsia="Times New Roman" w:hAnsi="Times New Roman" w:cs="Times New Roman"/>
+          <w:sz w:val="24"/>
+          <w:szCs w:val="24"/>
+          <w:lang w:eastAsia="es-AR"/>
+        </w:rPr>
+        <w:t xml:space="preserve">materiales reciclados y accesibles </w:t>
+      </w:r>
+      <w:r>
+        <w:rPr>
+          <w:rFonts w:ascii="Times New Roman" w:eastAsia="Times New Roman" w:hAnsi="Times New Roman" w:cs="Times New Roman"/>
+          <w:sz w:val="24"/>
+          <w:szCs w:val="24"/>
+          <w:lang w:eastAsia="es-AR"/>
+        </w:rPr>
+        <w:t>económicamente</w:t>
       </w:r>
     </w:p>
     <w:p>
@@ -1016,7 +1183,25 @@
           <w:szCs w:val="24"/>
           <w:lang w:eastAsia="es-AR"/>
         </w:rPr>
-        <w:t>Lograr un nivel de inmersión y precisión superior a los periféricos económicos comerciales mediante el uso de sensores Hall.</w:t>
+        <w:t xml:space="preserve">Lograr un nivel de precisión </w:t>
+      </w:r>
+      <w:r>
+        <w:rPr>
+          <w:rFonts w:ascii="Times New Roman" w:eastAsia="Times New Roman" w:hAnsi="Times New Roman" w:cs="Times New Roman"/>
+          <w:sz w:val="24"/>
+          <w:szCs w:val="24"/>
+          <w:lang w:eastAsia="es-AR"/>
+        </w:rPr>
+        <w:t>decente</w:t>
+      </w:r>
+      <w:r>
+        <w:rPr>
+          <w:rFonts w:ascii="Times New Roman" w:eastAsia="Times New Roman" w:hAnsi="Times New Roman" w:cs="Times New Roman"/>
+          <w:sz w:val="24"/>
+          <w:szCs w:val="24"/>
+          <w:lang w:eastAsia="es-AR"/>
+        </w:rPr>
+        <w:t xml:space="preserve"> mediante el uso de sensores Hall.</w:t>
       </w:r>
     </w:p>
     <w:p>
@@ -1040,7 +1225,25 @@
           <w:szCs w:val="24"/>
           <w:lang w:eastAsia="es-AR"/>
         </w:rPr>
-        <w:t>Aplicar e integrar conocimientos de electrónica, diseño asistido por computadora (CAD) y programación en C++.</w:t>
+        <w:t>Aplicar e integrar conocimientos de electrónica</w:t>
+      </w:r>
+      <w:r>
+        <w:rPr>
+          <w:rFonts w:ascii="Times New Roman" w:eastAsia="Times New Roman" w:hAnsi="Times New Roman" w:cs="Times New Roman"/>
+          <w:sz w:val="24"/>
+          <w:szCs w:val="24"/>
+          <w:lang w:eastAsia="es-AR"/>
+        </w:rPr>
+        <w:t xml:space="preserve"> </w:t>
+      </w:r>
+      <w:r>
+        <w:rPr>
+          <w:rFonts w:ascii="Times New Roman" w:eastAsia="Times New Roman" w:hAnsi="Times New Roman" w:cs="Times New Roman"/>
+          <w:sz w:val="24"/>
+          <w:szCs w:val="24"/>
+          <w:lang w:eastAsia="es-AR"/>
+        </w:rPr>
+        <w:t>y programación en C++.</w:t>
       </w:r>
     </w:p>
     <w:p>
@@ -1126,6 +1329,42 @@
         </w:rPr>
         <w:t>).</w:t>
       </w:r>
+    </w:p>
+    <w:p>
+      <w:pPr>
+        <w:spacing w:before="100" w:beforeAutospacing="1" w:after="100" w:afterAutospacing="1" w:line="240" w:lineRule="auto"/>
+        <w:ind w:left="720"/>
+        <w:rPr>
+          <w:rFonts w:ascii="Times New Roman" w:eastAsia="Times New Roman" w:hAnsi="Times New Roman" w:cs="Times New Roman"/>
+          <w:sz w:val="24"/>
+          <w:szCs w:val="24"/>
+          <w:lang w:eastAsia="es-AR"/>
+        </w:rPr>
+      </w:pPr>
+    </w:p>
+    <w:p>
+      <w:pPr>
+        <w:spacing w:before="100" w:beforeAutospacing="1" w:after="100" w:afterAutospacing="1" w:line="240" w:lineRule="auto"/>
+        <w:ind w:left="720"/>
+        <w:rPr>
+          <w:rFonts w:ascii="Times New Roman" w:eastAsia="Times New Roman" w:hAnsi="Times New Roman" w:cs="Times New Roman"/>
+          <w:sz w:val="24"/>
+          <w:szCs w:val="24"/>
+          <w:lang w:eastAsia="es-AR"/>
+        </w:rPr>
+      </w:pPr>
+    </w:p>
+    <w:p>
+      <w:pPr>
+        <w:spacing w:before="100" w:beforeAutospacing="1" w:after="100" w:afterAutospacing="1" w:line="240" w:lineRule="auto"/>
+        <w:ind w:left="720"/>
+        <w:rPr>
+          <w:rFonts w:ascii="Times New Roman" w:eastAsia="Times New Roman" w:hAnsi="Times New Roman" w:cs="Times New Roman"/>
+          <w:sz w:val="24"/>
+          <w:szCs w:val="24"/>
+          <w:lang w:eastAsia="es-AR"/>
+        </w:rPr>
+      </w:pPr>
     </w:p>
     <w:p>
       <w:pPr>
@@ -1299,7 +1538,6 @@
           </w:p>
         </w:tc>
       </w:tr>
-      <w:bookmarkStart w:id="0" w:name="_GoBack" w:colFirst="0" w:colLast="0"/>
       <w:tr>
         <w:trPr>
           <w:tblCellSpacing w:w="15" w:type="dxa"/>
@@ -1332,60 +1570,18 @@
                 <w:lang w:eastAsia="es-AR"/>
               </w:rPr>
             </w:pPr>
-            <w:r>
-              <w:rPr>
-                <w:rFonts w:ascii="Times New Roman" w:eastAsia="Times New Roman" w:hAnsi="Times New Roman" w:cs="Times New Roman"/>
-                <w:sz w:val="24"/>
-                <w:szCs w:val="24"/>
-                <w:lang w:eastAsia="es-AR"/>
-              </w:rPr>
-              <w:fldChar w:fldCharType="begin"/>
-            </w:r>
-            <w:r>
-              <w:rPr>
-                <w:rFonts w:ascii="Times New Roman" w:eastAsia="Times New Roman" w:hAnsi="Times New Roman" w:cs="Times New Roman"/>
-                <w:sz w:val="24"/>
-                <w:szCs w:val="24"/>
-                <w:lang w:eastAsia="es-AR"/>
-              </w:rPr>
-              <w:instrText xml:space="preserve"> HYPERLINK "https://www.mercadolibre.com.ar/pro-micro-atmega32u4-5v-16mhz-compatible-arduino-sin-soldar-usb-leonardo/p/MLA38144436" \l "polycard_client=search-desktop&amp;be_origin=backend&amp;search_layout=grid&amp;position=5&amp;type=product&amp;tracking_id=1b08cc38-54a7-402d-910a-7fac271dd0db&amp;wid=MLA1451228435&amp;sid=search" </w:instrText>
-            </w:r>
-            <w:r>
-              <w:rPr>
-                <w:rFonts w:ascii="Times New Roman" w:eastAsia="Times New Roman" w:hAnsi="Times New Roman" w:cs="Times New Roman"/>
-                <w:sz w:val="24"/>
-                <w:szCs w:val="24"/>
-                <w:lang w:eastAsia="es-AR"/>
-              </w:rPr>
-            </w:r>
-            <w:r>
-              <w:rPr>
-                <w:rFonts w:ascii="Times New Roman" w:eastAsia="Times New Roman" w:hAnsi="Times New Roman" w:cs="Times New Roman"/>
-                <w:sz w:val="24"/>
-                <w:szCs w:val="24"/>
-                <w:lang w:eastAsia="es-AR"/>
-              </w:rPr>
-              <w:fldChar w:fldCharType="separate"/>
-            </w:r>
-            <w:r>
-              <w:rPr>
-                <w:rStyle w:val="Hipervnculo"/>
-                <w:rFonts w:ascii="Times New Roman" w:eastAsia="Times New Roman" w:hAnsi="Times New Roman" w:cs="Times New Roman"/>
-                <w:sz w:val="24"/>
-                <w:szCs w:val="24"/>
-                <w:lang w:eastAsia="es-AR"/>
-              </w:rPr>
-              <w:t>Arduino Pro Micro (ATmega32U4)</w:t>
-            </w:r>
-            <w:r>
-              <w:rPr>
-                <w:rFonts w:ascii="Times New Roman" w:eastAsia="Times New Roman" w:hAnsi="Times New Roman" w:cs="Times New Roman"/>
-                <w:sz w:val="24"/>
-                <w:szCs w:val="24"/>
-                <w:lang w:eastAsia="es-AR"/>
-              </w:rPr>
-              <w:fldChar w:fldCharType="end"/>
-            </w:r>
+            <w:hyperlink r:id="rId8" w:anchor="polycard_client=search-desktop&amp;be_origin=backend&amp;search_layout=grid&amp;position=5&amp;type=product&amp;tracking_id=1b08cc38-54a7-402d-910a-7fac271dd0db&amp;wid=MLA1451228435&amp;sid=search" w:history="1">
+              <w:r>
+                <w:rPr>
+                  <w:rStyle w:val="Hipervnculo"/>
+                  <w:rFonts w:ascii="Times New Roman" w:eastAsia="Times New Roman" w:hAnsi="Times New Roman" w:cs="Times New Roman"/>
+                  <w:sz w:val="24"/>
+                  <w:szCs w:val="24"/>
+                  <w:lang w:eastAsia="es-AR"/>
+                </w:rPr>
+                <w:t>Arduino Pro Micro (ATmega32U4)</w:t>
+              </w:r>
+            </w:hyperlink>
           </w:p>
         </w:tc>
         <w:tc>
@@ -1499,7 +1695,7 @@
                 <w:lang w:eastAsia="es-AR"/>
               </w:rPr>
             </w:pPr>
-            <w:hyperlink r:id="rId8" w:anchor="origin=share&amp;sid=share&amp;wid=MLA3386298610&amp;action=copy" w:history="1">
+            <w:hyperlink r:id="rId9" w:anchor="origin=share&amp;sid=share&amp;wid=MLA3386298610&amp;action=copy" w:history="1">
               <w:r>
                 <w:rPr>
                   <w:rStyle w:val="Hipervnculo"/>
@@ -1624,7 +1820,7 @@
                 <w:lang w:eastAsia="es-AR"/>
               </w:rPr>
             </w:pPr>
-            <w:hyperlink r:id="rId9" w:anchor="origin=share&amp;sid=share&amp;wid=MLA767606277&amp;action=copy" w:history="1">
+            <w:hyperlink r:id="rId10" w:anchor="origin=share&amp;sid=share&amp;wid=MLA767606277&amp;action=copy" w:history="1">
               <w:r>
                 <w:rPr>
                   <w:rStyle w:val="Hipervnculo"/>
@@ -1633,27 +1829,7 @@
                   <w:szCs w:val="24"/>
                   <w:lang w:eastAsia="es-AR"/>
                 </w:rPr>
-                <w:t>Potencióm</w:t>
-              </w:r>
-              <w:r>
-                <w:rPr>
-                  <w:rStyle w:val="Hipervnculo"/>
-                  <w:rFonts w:ascii="Times New Roman" w:eastAsia="Times New Roman" w:hAnsi="Times New Roman" w:cs="Times New Roman"/>
-                  <w:sz w:val="24"/>
-                  <w:szCs w:val="24"/>
-                  <w:lang w:eastAsia="es-AR"/>
-                </w:rPr>
-                <w:t>e</w:t>
-              </w:r>
-              <w:r>
-                <w:rPr>
-                  <w:rStyle w:val="Hipervnculo"/>
-                  <w:rFonts w:ascii="Times New Roman" w:eastAsia="Times New Roman" w:hAnsi="Times New Roman" w:cs="Times New Roman"/>
-                  <w:sz w:val="24"/>
-                  <w:szCs w:val="24"/>
-                  <w:lang w:eastAsia="es-AR"/>
-                </w:rPr>
-                <w:t>tro deslizable o rotativo (Acelerador)</w:t>
+                <w:t>Potenciómetro deslizable o rotativo (Acelerador)</w:t>
               </w:r>
             </w:hyperlink>
           </w:p>
@@ -1769,7 +1945,7 @@
                 <w:lang w:eastAsia="es-AR"/>
               </w:rPr>
             </w:pPr>
-            <w:hyperlink r:id="rId10" w:history="1">
+            <w:hyperlink r:id="rId11" w:history="1">
               <w:r>
                 <w:rPr>
                   <w:rStyle w:val="Hipervnculo"/>
@@ -1778,47 +1954,7 @@
                   <w:szCs w:val="24"/>
                   <w:lang w:eastAsia="es-AR"/>
                 </w:rPr>
-                <w:t>Pulsado</w:t>
-              </w:r>
-              <w:r>
-                <w:rPr>
-                  <w:rStyle w:val="Hipervnculo"/>
-                  <w:rFonts w:ascii="Times New Roman" w:eastAsia="Times New Roman" w:hAnsi="Times New Roman" w:cs="Times New Roman"/>
-                  <w:sz w:val="24"/>
-                  <w:szCs w:val="24"/>
-                  <w:lang w:eastAsia="es-AR"/>
-                </w:rPr>
-                <w:t>r</w:t>
-              </w:r>
-              <w:r>
-                <w:rPr>
-                  <w:rStyle w:val="Hipervnculo"/>
-                  <w:rFonts w:ascii="Times New Roman" w:eastAsia="Times New Roman" w:hAnsi="Times New Roman" w:cs="Times New Roman"/>
-                  <w:sz w:val="24"/>
-                  <w:szCs w:val="24"/>
-                  <w:lang w:eastAsia="es-AR"/>
-                </w:rPr>
-                <w:t>es / Botone</w:t>
-              </w:r>
-              <w:r>
-                <w:rPr>
-                  <w:rStyle w:val="Hipervnculo"/>
-                  <w:rFonts w:ascii="Times New Roman" w:eastAsia="Times New Roman" w:hAnsi="Times New Roman" w:cs="Times New Roman"/>
-                  <w:sz w:val="24"/>
-                  <w:szCs w:val="24"/>
-                  <w:lang w:eastAsia="es-AR"/>
-                </w:rPr>
-                <w:t>s</w:t>
-              </w:r>
-              <w:r>
-                <w:rPr>
-                  <w:rStyle w:val="Hipervnculo"/>
-                  <w:rFonts w:ascii="Times New Roman" w:eastAsia="Times New Roman" w:hAnsi="Times New Roman" w:cs="Times New Roman"/>
-                  <w:sz w:val="24"/>
-                  <w:szCs w:val="24"/>
-                  <w:lang w:eastAsia="es-AR"/>
-                </w:rPr>
-                <w:t xml:space="preserve"> para chasis</w:t>
+                <w:t>Pulsadores / Botones para chasis</w:t>
               </w:r>
             </w:hyperlink>
           </w:p>
@@ -1934,7 +2070,7 @@
                 <w:lang w:eastAsia="es-AR"/>
               </w:rPr>
             </w:pPr>
-            <w:hyperlink r:id="rId11" w:anchor="origin=share&amp;sid=share&amp;wid=MLA1498900653&amp;action=copy" w:history="1">
+            <w:hyperlink r:id="rId12" w:anchor="origin=share&amp;sid=share&amp;wid=MLA1498900653&amp;action=copy" w:history="1">
               <w:r>
                 <w:rPr>
                   <w:rStyle w:val="Hipervnculo"/>
@@ -2059,7 +2195,7 @@
                 <w:lang w:eastAsia="es-AR"/>
               </w:rPr>
             </w:pPr>
-            <w:hyperlink r:id="rId12" w:anchor="origin=share&amp;sid=share&amp;action=copy" w:history="1">
+            <w:hyperlink r:id="rId13" w:anchor="origin=share&amp;sid=share&amp;action=copy" w:history="1">
               <w:r>
                 <w:rPr>
                   <w:rStyle w:val="Hipervnculo"/>
@@ -2184,7 +2320,7 @@
                 <w:lang w:eastAsia="es-AR"/>
               </w:rPr>
             </w:pPr>
-            <w:hyperlink r:id="rId13" w:anchor="polycard_client=search-desktop&amp;be_origin=backend&amp;search_layout=grid&amp;position=5&amp;type=product&amp;tracking_id=615bc5a8-7abe-4439-bdea-844cbaf6d9c1&amp;wid=MLA1554369641&amp;sid=search" w:history="1">
+            <w:hyperlink r:id="rId14" w:anchor="polycard_client=search-desktop&amp;be_origin=backend&amp;search_layout=grid&amp;position=5&amp;type=product&amp;tracking_id=615bc5a8-7abe-4439-bdea-844cbaf6d9c1&amp;wid=MLA1554369641&amp;sid=search" w:history="1">
               <w:r>
                 <w:rPr>
                   <w:rStyle w:val="Hipervnculo"/>
@@ -2308,7 +2444,7 @@
                 <w:lang w:eastAsia="es-AR"/>
               </w:rPr>
             </w:pPr>
-            <w:hyperlink r:id="rId14" w:anchor="origin=share&amp;sid=share&amp;wid=MLA1482036547&amp;action=copy" w:history="1">
+            <w:hyperlink r:id="rId15" w:anchor="origin=share&amp;sid=share&amp;wid=MLA1482036547&amp;action=copy" w:history="1">
               <w:r>
                 <w:rPr>
                   <w:rStyle w:val="Hipervnculo"/>
@@ -2392,7 +2528,6 @@
           </w:p>
         </w:tc>
       </w:tr>
-      <w:bookmarkEnd w:id="0"/>
       <w:tr>
         <w:trPr>
           <w:tblCellSpacing w:w="15" w:type="dxa"/>
@@ -2908,17 +3043,6 @@
           <w:lang w:eastAsia="es-AR"/>
         </w:rPr>
       </w:pPr>
-    </w:p>
-    <w:p>
-      <w:pPr>
-        <w:spacing w:after="0" w:line="240" w:lineRule="auto"/>
-        <w:rPr>
-          <w:rFonts w:ascii="Times New Roman" w:eastAsia="Times New Roman" w:hAnsi="Times New Roman" w:cs="Times New Roman"/>
-          <w:sz w:val="24"/>
-          <w:szCs w:val="24"/>
-          <w:lang w:eastAsia="es-AR"/>
-        </w:rPr>
-      </w:pPr>
       <w:r>
         <w:rPr>
           <w:rFonts w:ascii="Times New Roman" w:eastAsia="Times New Roman" w:hAnsi="Times New Roman" w:cs="Times New Roman"/>
@@ -2933,27 +3057,903 @@
     </w:p>
     <w:p>
       <w:pPr>
+        <w:pStyle w:val="Ttulo3"/>
+        <w:jc w:val="center"/>
+        <w:rPr>
+          <w:sz w:val="24"/>
+          <w:szCs w:val="24"/>
+        </w:rPr>
+      </w:pPr>
+      <w:r>
+        <w:rPr>
+          <w:lang w:val="es-ES"/>
+        </w:rPr>
+        <w:t>Componentes</w:t>
+      </w:r>
+    </w:p>
+    <w:p>
+      <w:pPr>
         <w:spacing w:after="0" w:line="240" w:lineRule="auto"/>
         <w:rPr>
-          <w:rFonts w:ascii="Times New Roman" w:eastAsia="Times New Roman" w:hAnsi="Times New Roman" w:cs="Times New Roman"/>
-          <w:sz w:val="24"/>
-          <w:szCs w:val="24"/>
-          <w:lang w:eastAsia="es-AR"/>
-        </w:rPr>
-      </w:pPr>
-    </w:p>
-    <w:p>
-      <w:pPr>
-        <w:rPr>
-          <w:sz w:val="32"/>
-          <w:szCs w:val="32"/>
+          <w:b/>
+          <w:lang w:val="es-ES"/>
+        </w:rPr>
+      </w:pPr>
+    </w:p>
+    <w:p>
+      <w:pPr>
+        <w:spacing w:after="0" w:line="240" w:lineRule="auto"/>
+        <w:rPr>
+          <w:b/>
+          <w:lang w:val="es-ES"/>
+        </w:rPr>
+      </w:pPr>
+      <w:bookmarkStart w:id="0" w:name="_GoBack"/>
+      <w:bookmarkEnd w:id="0"/>
+    </w:p>
+    <w:p>
+      <w:pPr>
+        <w:spacing w:after="0" w:line="240" w:lineRule="auto"/>
+        <w:rPr>
+          <w:b/>
+          <w:lang w:val="es-ES"/>
+        </w:rPr>
+      </w:pPr>
+    </w:p>
+    <w:p>
+      <w:pPr>
+        <w:spacing w:after="0" w:line="240" w:lineRule="auto"/>
+        <w:rPr>
+          <w:b/>
+          <w:lang w:val="es-ES"/>
+        </w:rPr>
+      </w:pPr>
+    </w:p>
+    <w:p>
+      <w:pPr>
+        <w:spacing w:after="0" w:line="240" w:lineRule="auto"/>
+        <w:rPr>
+          <w:b/>
+          <w:lang w:val="es-ES"/>
+        </w:rPr>
+      </w:pPr>
+    </w:p>
+    <w:p>
+      <w:pPr>
+        <w:spacing w:after="0" w:line="240" w:lineRule="auto"/>
+        <w:rPr>
+          <w:b/>
+          <w:lang w:val="es-ES"/>
+        </w:rPr>
+      </w:pPr>
+    </w:p>
+    <w:p>
+      <w:pPr>
+        <w:spacing w:after="0" w:line="240" w:lineRule="auto"/>
+        <w:rPr>
+          <w:b/>
+          <w:lang w:val="es-ES"/>
+        </w:rPr>
+      </w:pPr>
+    </w:p>
+    <w:p>
+      <w:pPr>
+        <w:spacing w:after="0" w:line="240" w:lineRule="auto"/>
+        <w:rPr>
+          <w:b/>
+          <w:lang w:val="es-ES"/>
+        </w:rPr>
+      </w:pPr>
+    </w:p>
+    <w:p>
+      <w:pPr>
+        <w:spacing w:after="0" w:line="240" w:lineRule="auto"/>
+        <w:rPr>
+          <w:b/>
+          <w:lang w:val="es-ES"/>
+        </w:rPr>
+      </w:pPr>
+    </w:p>
+    <w:p>
+      <w:pPr>
+        <w:spacing w:after="0" w:line="240" w:lineRule="auto"/>
+        <w:rPr>
+          <w:b/>
+          <w:lang w:val="es-ES"/>
+        </w:rPr>
+      </w:pPr>
+    </w:p>
+    <w:p>
+      <w:pPr>
+        <w:spacing w:after="0" w:line="240" w:lineRule="auto"/>
+        <w:rPr>
+          <w:b/>
+          <w:lang w:val="es-ES"/>
+        </w:rPr>
+      </w:pPr>
+    </w:p>
+    <w:p>
+      <w:pPr>
+        <w:spacing w:after="0" w:line="240" w:lineRule="auto"/>
+        <w:rPr>
+          <w:b/>
+          <w:lang w:val="es-ES"/>
+        </w:rPr>
+      </w:pPr>
+    </w:p>
+    <w:p>
+      <w:pPr>
+        <w:spacing w:after="0" w:line="240" w:lineRule="auto"/>
+        <w:rPr>
+          <w:b/>
+          <w:lang w:val="es-ES"/>
+        </w:rPr>
+      </w:pPr>
+    </w:p>
+    <w:p>
+      <w:pPr>
+        <w:spacing w:after="0" w:line="240" w:lineRule="auto"/>
+        <w:rPr>
+          <w:b/>
+          <w:lang w:val="es-ES"/>
+        </w:rPr>
+      </w:pPr>
+    </w:p>
+    <w:p>
+      <w:pPr>
+        <w:spacing w:after="0" w:line="240" w:lineRule="auto"/>
+        <w:rPr>
+          <w:b/>
+          <w:lang w:val="es-ES"/>
+        </w:rPr>
+      </w:pPr>
+    </w:p>
+    <w:p>
+      <w:pPr>
+        <w:spacing w:after="0" w:line="240" w:lineRule="auto"/>
+        <w:rPr>
+          <w:b/>
+          <w:lang w:val="es-ES"/>
+        </w:rPr>
+      </w:pPr>
+    </w:p>
+    <w:p>
+      <w:pPr>
+        <w:pStyle w:val="Ttulo3"/>
+        <w:jc w:val="center"/>
+        <w:rPr>
+          <w:lang w:val="es-ES"/>
+        </w:rPr>
+      </w:pPr>
+      <w:r>
+        <w:rPr>
+          <w:lang w:val="es-ES"/>
+        </w:rPr>
+        <w:lastRenderedPageBreak/>
+        <w:t>Funcionamiento</w:t>
+      </w:r>
+    </w:p>
+    <w:p>
+      <w:pPr>
+        <w:spacing w:after="0" w:line="240" w:lineRule="auto"/>
+        <w:rPr>
+          <w:b/>
+          <w:lang w:val="es-ES"/>
+        </w:rPr>
+      </w:pPr>
+      <w:r>
+        <w:rPr>
+          <w:b/>
+          <w:lang w:val="es-ES"/>
+        </w:rPr>
+        <w:t>Estructura:</w:t>
+      </w:r>
+      <w:r>
+        <w:rPr>
+          <w:b/>
+          <w:lang w:val="es-ES"/>
+        </w:rPr>
+        <w:tab/>
+      </w:r>
+      <w:r>
+        <w:rPr>
+          <w:lang w:val="es-ES"/>
+        </w:rPr>
+        <w:t xml:space="preserve">La estructura </w:t>
+      </w:r>
+      <w:r>
+        <w:rPr>
+          <w:lang w:val="es-ES"/>
+        </w:rPr>
+        <w:t>está</w:t>
+      </w:r>
+      <w:r>
+        <w:rPr>
+          <w:lang w:val="es-ES"/>
+        </w:rPr>
+        <w:t xml:space="preserve"> basada en materiales reciclados, placas de aluminio. Este logra imitar el movimiento de un joystick gracias a un sistema de </w:t>
+      </w:r>
+      <w:proofErr w:type="spellStart"/>
+      <w:r>
+        <w:rPr>
+          <w:lang w:val="es-ES"/>
+        </w:rPr>
+        <w:t>rulemanes</w:t>
+      </w:r>
+      <w:proofErr w:type="spellEnd"/>
+      <w:r>
+        <w:rPr>
+          <w:lang w:val="es-ES"/>
+        </w:rPr>
+        <w:t xml:space="preserve"> que habilita el movimiento fluido.</w:t>
+      </w:r>
+    </w:p>
+    <w:p>
+      <w:pPr>
+        <w:spacing w:after="0" w:line="240" w:lineRule="auto"/>
+        <w:rPr>
+          <w:b/>
+          <w:lang w:val="es-ES"/>
+        </w:rPr>
+      </w:pPr>
+    </w:p>
+    <w:p>
+      <w:pPr>
+        <w:spacing w:after="0" w:line="240" w:lineRule="auto"/>
+        <w:rPr>
+          <w:b/>
+          <w:lang w:val="es-ES"/>
+        </w:rPr>
+      </w:pPr>
+      <w:r>
+        <w:rPr>
+          <w:b/>
+          <w:lang w:val="es-ES"/>
+        </w:rPr>
+        <w:t>Electrónico</w:t>
+      </w:r>
+    </w:p>
+    <w:p>
+      <w:pPr>
+        <w:spacing w:after="0" w:line="240" w:lineRule="auto"/>
+        <w:ind w:firstLine="708"/>
+        <w:rPr>
+          <w:lang w:val="es-ES"/>
+        </w:rPr>
+      </w:pPr>
+      <w:r>
+        <w:rPr>
+          <w:lang w:val="es-ES"/>
+        </w:rPr>
+        <w:t>Definición general:</w:t>
+      </w:r>
+      <w:r>
+        <w:rPr>
+          <w:lang w:val="es-ES"/>
+        </w:rPr>
+        <w:t xml:space="preserve"> A través de una </w:t>
+      </w:r>
+      <w:proofErr w:type="spellStart"/>
+      <w:r>
+        <w:rPr>
+          <w:lang w:val="es-ES"/>
+        </w:rPr>
+        <w:t>protoboard</w:t>
+      </w:r>
+      <w:proofErr w:type="spellEnd"/>
+      <w:r>
+        <w:rPr>
+          <w:lang w:val="es-ES"/>
+        </w:rPr>
+        <w:t xml:space="preserve"> se están conectando y configurando los componentes. </w:t>
+      </w:r>
+      <w:r>
+        <w:rPr>
+          <w:lang w:val="es-ES"/>
+        </w:rPr>
+        <w:t>A</w:t>
+      </w:r>
+      <w:r>
+        <w:rPr>
+          <w:lang w:val="es-ES"/>
+        </w:rPr>
+        <w:t xml:space="preserve">sociamos </w:t>
+      </w:r>
+      <w:r>
+        <w:rPr>
+          <w:lang w:val="es-ES"/>
+        </w:rPr>
+        <w:t>a</w:t>
+      </w:r>
+      <w:r>
+        <w:rPr>
+          <w:lang w:val="es-ES"/>
+        </w:rPr>
+        <w:t xml:space="preserve">l Arduino </w:t>
+      </w:r>
+      <w:r>
+        <w:rPr>
+          <w:lang w:val="es-ES"/>
+        </w:rPr>
+        <w:t xml:space="preserve">por medio del </w:t>
+      </w:r>
+      <w:proofErr w:type="spellStart"/>
+      <w:r>
+        <w:rPr>
+          <w:lang w:val="es-ES"/>
+        </w:rPr>
+        <w:t>protoboard</w:t>
+      </w:r>
+      <w:proofErr w:type="spellEnd"/>
+      <w:r>
+        <w:rPr>
+          <w:lang w:val="es-ES"/>
+        </w:rPr>
+        <w:t xml:space="preserve"> a</w:t>
+      </w:r>
+      <w:r>
+        <w:rPr>
+          <w:lang w:val="es-ES"/>
+        </w:rPr>
+        <w:t xml:space="preserve"> 2 sensores hall y a 2 potenciómetros</w:t>
+      </w:r>
+      <w:r>
+        <w:rPr>
+          <w:lang w:val="es-ES"/>
+        </w:rPr>
+        <w:t xml:space="preserve"> permitiendo concluir el movimiento</w:t>
+      </w:r>
+      <w:r>
+        <w:rPr>
+          <w:lang w:val="es-ES"/>
+        </w:rPr>
+        <w:t xml:space="preserve">. El </w:t>
+      </w:r>
+      <w:proofErr w:type="spellStart"/>
+      <w:r>
+        <w:rPr>
+          <w:lang w:val="es-ES"/>
+        </w:rPr>
+        <w:t>arduino</w:t>
+      </w:r>
+      <w:proofErr w:type="spellEnd"/>
+      <w:r>
+        <w:rPr>
+          <w:lang w:val="es-ES"/>
+        </w:rPr>
+        <w:t xml:space="preserve"> se programó en Arduino IDE donde a través de diferentes </w:t>
+      </w:r>
+      <w:proofErr w:type="spellStart"/>
+      <w:r>
+        <w:rPr>
+          <w:lang w:val="es-ES"/>
+        </w:rPr>
+        <w:t>tests</w:t>
+      </w:r>
+      <w:proofErr w:type="spellEnd"/>
+      <w:r>
+        <w:rPr>
+          <w:lang w:val="es-ES"/>
+        </w:rPr>
+        <w:t xml:space="preserve"> vinculamos a todos los componentes.</w:t>
+      </w:r>
+    </w:p>
+    <w:p>
+      <w:pPr>
+        <w:spacing w:after="0" w:line="240" w:lineRule="auto"/>
+        <w:rPr>
+          <w:b/>
+          <w:lang w:val="es-ES"/>
+        </w:rPr>
+      </w:pPr>
+    </w:p>
+    <w:p>
+      <w:pPr>
+        <w:spacing w:after="0" w:line="240" w:lineRule="auto"/>
+        <w:rPr>
+          <w:b/>
+          <w:lang w:val="es-ES"/>
+        </w:rPr>
+      </w:pPr>
+      <w:r>
+        <w:rPr>
+          <w:b/>
+          <w:lang w:val="es-ES"/>
+        </w:rPr>
+        <w:t>Definición especifica:</w:t>
+      </w:r>
+      <w:r>
+        <w:rPr>
+          <w:b/>
+          <w:lang w:val="es-ES"/>
+        </w:rPr>
+        <w:t xml:space="preserve"> </w:t>
+      </w:r>
+    </w:p>
+    <w:p>
+      <w:pPr>
+        <w:spacing w:after="0" w:line="240" w:lineRule="auto"/>
+        <w:rPr>
+          <w:lang w:val="es-ES"/>
+        </w:rPr>
+      </w:pPr>
+    </w:p>
+    <w:p>
+      <w:pPr>
+        <w:spacing w:after="0" w:line="240" w:lineRule="auto"/>
+        <w:rPr>
+          <w:b/>
+          <w:lang w:val="es-ES"/>
+        </w:rPr>
+      </w:pPr>
+      <w:r>
+        <w:rPr>
+          <w:b/>
+          <w:lang w:val="es-ES"/>
+        </w:rPr>
+        <w:t>Arduino pro micro</w:t>
+      </w:r>
+    </w:p>
+    <w:p>
+      <w:pPr>
+        <w:spacing w:after="0" w:line="240" w:lineRule="auto"/>
+        <w:ind w:firstLine="708"/>
+        <w:rPr>
+          <w:lang w:val="es-ES"/>
+        </w:rPr>
+      </w:pPr>
+      <w:r>
+        <w:rPr>
+          <w:lang w:val="es-ES"/>
+        </w:rPr>
+        <w:t xml:space="preserve">Conectamos los pines de VCC y GND del Arduino </w:t>
+      </w:r>
+      <w:r>
+        <w:rPr>
+          <w:lang w:val="es-ES"/>
+        </w:rPr>
+        <w:t xml:space="preserve">a la línea de alimentación para proveer la </w:t>
+      </w:r>
+      <w:proofErr w:type="spellStart"/>
+      <w:r>
+        <w:rPr>
+          <w:lang w:val="es-ES"/>
+        </w:rPr>
+        <w:t>protoboard</w:t>
+      </w:r>
+      <w:proofErr w:type="spellEnd"/>
+      <w:r>
+        <w:rPr>
+          <w:lang w:val="es-ES"/>
+        </w:rPr>
+        <w:t xml:space="preserve"> de energía.</w:t>
+      </w:r>
+    </w:p>
+    <w:p>
+      <w:pPr>
+        <w:spacing w:after="0" w:line="240" w:lineRule="auto"/>
+        <w:rPr>
+          <w:lang w:val="es-ES"/>
+        </w:rPr>
+      </w:pPr>
+    </w:p>
+    <w:p>
+      <w:pPr>
+        <w:spacing w:after="0" w:line="240" w:lineRule="auto"/>
+        <w:rPr>
+          <w:lang w:val="es-ES"/>
+        </w:rPr>
+      </w:pPr>
+    </w:p>
+    <w:p>
+      <w:pPr>
+        <w:spacing w:after="0" w:line="240" w:lineRule="auto"/>
+        <w:rPr>
+          <w:b/>
+          <w:lang w:val="es-ES"/>
+        </w:rPr>
+      </w:pPr>
+    </w:p>
+    <w:p>
+      <w:pPr>
+        <w:spacing w:after="0" w:line="240" w:lineRule="auto"/>
+        <w:rPr>
+          <w:b/>
+          <w:lang w:val="es-ES"/>
+        </w:rPr>
+      </w:pPr>
+      <w:r>
+        <w:rPr>
+          <w:b/>
+          <w:lang w:val="es-ES"/>
+        </w:rPr>
+        <w:t>Sensores</w:t>
+      </w:r>
+      <w:r>
+        <w:rPr>
+          <w:b/>
+          <w:lang w:val="es-ES"/>
+        </w:rPr>
+        <w:t xml:space="preserve"> hall.</w:t>
+      </w:r>
+    </w:p>
+    <w:p>
+      <w:pPr>
+        <w:spacing w:after="0" w:line="240" w:lineRule="auto"/>
+        <w:rPr>
+          <w:lang w:val="es-ES"/>
+        </w:rPr>
+      </w:pPr>
+    </w:p>
+    <w:p>
+      <w:pPr>
+        <w:spacing w:after="0" w:line="240" w:lineRule="auto"/>
+        <w:rPr>
+          <w:b/>
+          <w:lang w:val="es-ES"/>
+        </w:rPr>
+      </w:pPr>
+      <w:r>
+        <w:rPr>
+          <w:b/>
+          <w:noProof/>
+          <w:lang w:val="es-ES"/>
+        </w:rPr>
+        <w:drawing>
+          <wp:inline distT="0" distB="0" distL="0" distR="0" wp14:anchorId="3508996F" wp14:editId="757C713E">
+            <wp:extent cx="2381250" cy="1524000"/>
+            <wp:effectExtent l="0" t="0" r="0" b="0"/>
+            <wp:docPr id="1" name="Imagen 1"/>
+            <wp:cNvGraphicFramePr>
+              <a:graphicFrameLocks xmlns:a="http://schemas.openxmlformats.org/drawingml/2006/main" noChangeAspect="1"/>
+            </wp:cNvGraphicFramePr>
+            <a:graphic xmlns:a="http://schemas.openxmlformats.org/drawingml/2006/main">
+              <a:graphicData uri="http://schemas.openxmlformats.org/drawingml/2006/picture">
+                <pic:pic xmlns:pic="http://schemas.openxmlformats.org/drawingml/2006/picture">
+                  <pic:nvPicPr>
+                    <pic:cNvPr id="1" name="49E_large.jpg"/>
+                    <pic:cNvPicPr/>
+                  </pic:nvPicPr>
+                  <pic:blipFill>
+                    <a:blip r:embed="rId16">
+                      <a:extLst>
+                        <a:ext uri="{28A0092B-C50C-407E-A947-70E740481C1C}">
+                          <a14:useLocalDpi xmlns:a14="http://schemas.microsoft.com/office/drawing/2010/main" val="0"/>
+                        </a:ext>
+                      </a:extLst>
+                    </a:blip>
+                    <a:stretch>
+                      <a:fillRect/>
+                    </a:stretch>
+                  </pic:blipFill>
+                  <pic:spPr>
+                    <a:xfrm>
+                      <a:off x="0" y="0"/>
+                      <a:ext cx="2381250" cy="1524000"/>
+                    </a:xfrm>
+                    <a:prstGeom prst="rect">
+                      <a:avLst/>
+                    </a:prstGeom>
+                  </pic:spPr>
+                </pic:pic>
+              </a:graphicData>
+            </a:graphic>
+          </wp:inline>
+        </w:drawing>
+      </w:r>
+    </w:p>
+    <w:p>
+      <w:pPr>
+        <w:spacing w:after="0" w:line="240" w:lineRule="auto"/>
+        <w:ind w:firstLine="708"/>
+        <w:rPr>
+          <w:lang w:val="es-ES"/>
+        </w:rPr>
+      </w:pPr>
+      <w:r>
+        <w:rPr>
+          <w:lang w:val="es-ES"/>
+        </w:rPr>
+        <w:t>Conectamos el tercer filamento en el pin analógico 0,</w:t>
+      </w:r>
+      <w:r>
+        <w:rPr>
+          <w:lang w:val="es-ES"/>
+        </w:rPr>
+        <w:t xml:space="preserve"> el segundo sensor es conectado en el analógico 1.</w:t>
+      </w:r>
+      <w:r>
+        <w:rPr>
+          <w:lang w:val="es-ES"/>
+        </w:rPr>
+        <w:t xml:space="preserve"> luego conectamos el GND a la línea de alimentación en la sección de red negativo, y el VCC a la re</w:t>
+      </w:r>
+      <w:r>
+        <w:rPr>
+          <w:lang w:val="es-ES"/>
+        </w:rPr>
+        <w:t>d</w:t>
+      </w:r>
+      <w:r>
+        <w:rPr>
+          <w:lang w:val="es-ES"/>
+        </w:rPr>
+        <w:t xml:space="preserve"> positiva</w:t>
+      </w:r>
+      <w:r>
+        <w:rPr>
+          <w:lang w:val="es-ES"/>
+        </w:rPr>
+        <w:t>.</w:t>
+      </w:r>
+    </w:p>
+    <w:p>
+      <w:pPr>
+        <w:spacing w:after="0" w:line="240" w:lineRule="auto"/>
+        <w:rPr>
+          <w:b/>
+          <w:lang w:val="es-ES"/>
+        </w:rPr>
+      </w:pPr>
+    </w:p>
+    <w:p>
+      <w:pPr>
+        <w:spacing w:after="0" w:line="240" w:lineRule="auto"/>
+        <w:rPr>
+          <w:b/>
+          <w:lang w:val="es-ES"/>
+        </w:rPr>
+      </w:pPr>
+      <w:r>
+        <w:rPr>
+          <w:b/>
+          <w:lang w:val="es-ES"/>
+        </w:rPr>
+        <w:t>Potenciómetro</w:t>
+      </w:r>
+    </w:p>
+    <w:p>
+      <w:pPr>
+        <w:spacing w:after="0" w:line="240" w:lineRule="auto"/>
+        <w:rPr>
+          <w:b/>
+          <w:lang w:val="es-ES"/>
+        </w:rPr>
+      </w:pPr>
+    </w:p>
+    <w:p>
+      <w:pPr>
+        <w:spacing w:after="0" w:line="240" w:lineRule="auto"/>
+        <w:rPr>
+          <w:b/>
+          <w:lang w:val="es-ES"/>
+        </w:rPr>
+      </w:pPr>
+      <w:r>
+        <w:rPr>
+          <w:b/>
+          <w:noProof/>
+          <w:lang w:val="es-ES"/>
+        </w:rPr>
+        <w:drawing>
+          <wp:inline distT="0" distB="0" distL="0" distR="0" wp14:anchorId="20A02AEB" wp14:editId="09933852">
+            <wp:extent cx="2209800" cy="1657350"/>
+            <wp:effectExtent l="0" t="0" r="0" b="0"/>
+            <wp:docPr id="3" name="Imagen 3"/>
+            <wp:cNvGraphicFramePr>
+              <a:graphicFrameLocks xmlns:a="http://schemas.openxmlformats.org/drawingml/2006/main" noChangeAspect="1"/>
+            </wp:cNvGraphicFramePr>
+            <a:graphic xmlns:a="http://schemas.openxmlformats.org/drawingml/2006/main">
+              <a:graphicData uri="http://schemas.openxmlformats.org/drawingml/2006/picture">
+                <pic:pic xmlns:pic="http://schemas.openxmlformats.org/drawingml/2006/picture">
+                  <pic:nvPicPr>
+                    <pic:cNvPr id="3" name="316171_1.png"/>
+                    <pic:cNvPicPr/>
+                  </pic:nvPicPr>
+                  <pic:blipFill>
+                    <a:blip r:embed="rId17" cstate="print">
+                      <a:extLst>
+                        <a:ext uri="{28A0092B-C50C-407E-A947-70E740481C1C}">
+                          <a14:useLocalDpi xmlns:a14="http://schemas.microsoft.com/office/drawing/2010/main" val="0"/>
+                        </a:ext>
+                      </a:extLst>
+                    </a:blip>
+                    <a:stretch>
+                      <a:fillRect/>
+                    </a:stretch>
+                  </pic:blipFill>
+                  <pic:spPr>
+                    <a:xfrm>
+                      <a:off x="0" y="0"/>
+                      <a:ext cx="2209800" cy="1657350"/>
+                    </a:xfrm>
+                    <a:prstGeom prst="rect">
+                      <a:avLst/>
+                    </a:prstGeom>
+                  </pic:spPr>
+                </pic:pic>
+              </a:graphicData>
+            </a:graphic>
+          </wp:inline>
+        </w:drawing>
+      </w:r>
+    </w:p>
+    <w:p>
+      <w:pPr>
+        <w:spacing w:after="0" w:line="240" w:lineRule="auto"/>
+        <w:rPr>
+          <w:b/>
+          <w:lang w:val="es-ES"/>
+        </w:rPr>
+      </w:pPr>
+    </w:p>
+    <w:p>
+      <w:pPr>
+        <w:spacing w:after="0" w:line="240" w:lineRule="auto"/>
+        <w:ind w:firstLine="708"/>
+        <w:rPr>
+          <w:lang w:val="es-ES"/>
+        </w:rPr>
+      </w:pPr>
+      <w:r>
+        <w:rPr>
+          <w:lang w:val="es-ES"/>
+        </w:rPr>
+        <w:t xml:space="preserve">En el caso de los potenciómetros ocurre lo mismo que con los sensores hall. Ya que estos cuentan también con filamentos VCC, </w:t>
+      </w:r>
+      <w:r>
+        <w:rPr>
+          <w:lang w:val="es-ES"/>
+        </w:rPr>
+        <w:t xml:space="preserve">GND y una salida analógica, así que se conecta de </w:t>
+      </w:r>
+      <w:r>
+        <w:rPr>
+          <w:lang w:val="es-ES"/>
+        </w:rPr>
+        <w:lastRenderedPageBreak/>
+        <w:t>manera similar, solo que conectamos el primer potenciómetro en el analógico 2 y el segundo en el analógico 3.</w:t>
+      </w:r>
+    </w:p>
+    <w:p>
+      <w:pPr>
+        <w:spacing w:after="0" w:line="240" w:lineRule="auto"/>
+        <w:rPr>
+          <w:lang w:val="es-ES"/>
+        </w:rPr>
+      </w:pPr>
+    </w:p>
+    <w:p>
+      <w:pPr>
+        <w:spacing w:after="0" w:line="240" w:lineRule="auto"/>
+        <w:rPr>
+          <w:lang w:val="es-ES"/>
+        </w:rPr>
+      </w:pPr>
+    </w:p>
+    <w:p>
+      <w:pPr>
+        <w:spacing w:after="0" w:line="240" w:lineRule="auto"/>
+        <w:rPr>
+          <w:lang w:val="es-ES"/>
+        </w:rPr>
+      </w:pPr>
+    </w:p>
+    <w:p>
+      <w:pPr>
+        <w:spacing w:after="0" w:line="240" w:lineRule="auto"/>
+        <w:rPr>
+          <w:lang w:val="es-ES"/>
+        </w:rPr>
+      </w:pPr>
+    </w:p>
+    <w:p>
+      <w:pPr>
+        <w:spacing w:after="0" w:line="240" w:lineRule="auto"/>
+        <w:rPr>
+          <w:lang w:val="es-ES"/>
+        </w:rPr>
+      </w:pPr>
+    </w:p>
+    <w:p>
+      <w:pPr>
+        <w:spacing w:after="0" w:line="240" w:lineRule="auto"/>
+        <w:rPr>
+          <w:lang w:val="es-ES"/>
+        </w:rPr>
+      </w:pPr>
+    </w:p>
+    <w:p>
+      <w:pPr>
+        <w:spacing w:after="0" w:line="240" w:lineRule="auto"/>
+        <w:rPr>
+          <w:lang w:val="es-ES"/>
+        </w:rPr>
+      </w:pPr>
+    </w:p>
+    <w:p>
+      <w:pPr>
+        <w:spacing w:after="0" w:line="240" w:lineRule="auto"/>
+        <w:rPr>
+          <w:lang w:val="es-ES"/>
+        </w:rPr>
+      </w:pPr>
+    </w:p>
+    <w:p>
+      <w:pPr>
+        <w:spacing w:after="0" w:line="240" w:lineRule="auto"/>
+        <w:rPr>
+          <w:lang w:val="es-ES"/>
+        </w:rPr>
+      </w:pPr>
+    </w:p>
+    <w:p>
+      <w:pPr>
+        <w:spacing w:after="0" w:line="240" w:lineRule="auto"/>
+        <w:rPr>
+          <w:lang w:val="es-ES"/>
+        </w:rPr>
+      </w:pPr>
+    </w:p>
+    <w:p>
+      <w:pPr>
+        <w:spacing w:after="0" w:line="240" w:lineRule="auto"/>
+        <w:rPr>
+          <w:lang w:val="es-ES"/>
+        </w:rPr>
+      </w:pPr>
+    </w:p>
+    <w:p>
+      <w:pPr>
+        <w:spacing w:after="0" w:line="240" w:lineRule="auto"/>
+        <w:rPr>
+          <w:lang w:val="es-ES"/>
+        </w:rPr>
+      </w:pPr>
+    </w:p>
+    <w:p>
+      <w:pPr>
+        <w:spacing w:after="0" w:line="240" w:lineRule="auto"/>
+        <w:rPr>
+          <w:lang w:val="es-ES"/>
+        </w:rPr>
+      </w:pPr>
+    </w:p>
+    <w:p>
+      <w:pPr>
+        <w:spacing w:after="0" w:line="240" w:lineRule="auto"/>
+        <w:rPr>
+          <w:lang w:val="es-ES"/>
+        </w:rPr>
+      </w:pPr>
+    </w:p>
+    <w:p>
+      <w:pPr>
+        <w:spacing w:after="0" w:line="240" w:lineRule="auto"/>
+        <w:rPr>
+          <w:lang w:val="es-ES"/>
+        </w:rPr>
+      </w:pPr>
+    </w:p>
+    <w:p>
+      <w:pPr>
+        <w:spacing w:after="0" w:line="240" w:lineRule="auto"/>
+        <w:rPr>
+          <w:lang w:val="es-ES"/>
+        </w:rPr>
+      </w:pPr>
+    </w:p>
+    <w:p>
+      <w:pPr>
+        <w:spacing w:after="0" w:line="240" w:lineRule="auto"/>
+        <w:rPr>
           <w:lang w:val="es-ES"/>
         </w:rPr>
       </w:pPr>
     </w:p>
     <w:sectPr>
-      <w:headerReference w:type="default" r:id="rId15"/>
-      <w:footerReference w:type="default" r:id="rId16"/>
+      <w:headerReference w:type="default" r:id="rId18"/>
+      <w:footerReference w:type="default" r:id="rId19"/>
       <w:pgSz w:w="11906" w:h="16838"/>
       <w:pgMar w:top="1417" w:right="1701" w:bottom="1417" w:left="1701" w:header="708" w:footer="708" w:gutter="0"/>
       <w:cols w:space="708"/>
@@ -3070,7 +4070,7 @@
             </wp:anchor>
           </w:drawing>
         </mc:Choice>
-        <mc:Fallback xmlns:oel="http://schemas.microsoft.com/office/2019/extlst" xmlns:w16cex="http://schemas.microsoft.com/office/word/2018/wordml/cex" xmlns:w16="http://schemas.microsoft.com/office/word/2018/wordml" xmlns:w16du="http://schemas.microsoft.com/office/word/2023/wordml/word16du" xmlns:w16sdtdh="http://schemas.microsoft.com/office/word/2020/wordml/sdtdatahash" xmlns:w16sdtfl="http://schemas.microsoft.com/office/word/2024/wordml/sdtformatlock">
+        <mc:Fallback xmlns:w16sdtfl="http://schemas.microsoft.com/office/word/2024/wordml/sdtformatlock" xmlns:w16sdtdh="http://schemas.microsoft.com/office/word/2020/wordml/sdtdatahash" xmlns:w16du="http://schemas.microsoft.com/office/word/2023/wordml/word16du" xmlns:w16="http://schemas.microsoft.com/office/word/2018/wordml" xmlns:w16cex="http://schemas.microsoft.com/office/word/2018/wordml/cex" xmlns:oel="http://schemas.microsoft.com/office/2019/extlst">
           <w:pict>
             <v:rect w14:anchorId="03B6FFE3" id="Rectángulo 452" o:spid="_x0000_s1026" style="position:absolute;margin-left:0;margin-top:0;width:579.9pt;height:750.3pt;z-index:251659264;visibility:visible;mso-wrap-style:square;mso-width-percent:950;mso-height-percent:950;mso-wrap-distance-left:9pt;mso-wrap-distance-top:0;mso-wrap-distance-right:9pt;mso-wrap-distance-bottom:0;mso-position-horizontal:center;mso-position-horizontal-relative:page;mso-position-vertical:center;mso-position-vertical-relative:page;mso-width-percent:950;mso-height-percent:950;mso-width-relative:page;mso-height-relative:page;v-text-anchor:middle" o:gfxdata="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" filled="f" strokecolor="#747070 [1614]" strokeweight="1.25pt">
               <w10:wrap anchorx="page" anchory="page"/>
@@ -5942,7 +6942,7 @@
 </file>
 
 <file path=customXml/itemProps1.xml><?xml version="1.0" encoding="utf-8"?>
-<ds:datastoreItem xmlns:ds="http://schemas.openxmlformats.org/officeDocument/2006/customXml" ds:itemID="{8F893475-B7D2-4F0C-B06E-2C29BCF75FF7}">
+<ds:datastoreItem xmlns:ds="http://schemas.openxmlformats.org/officeDocument/2006/customXml" ds:itemID="{31C3B0DC-BAC4-4216-8A32-E009C6E33A35}">
   <ds:schemaRefs>
     <ds:schemaRef ds:uri="http://schemas.openxmlformats.org/officeDocument/2006/bibliography"/>
   </ds:schemaRefs>
